--- a/courseware/CSCU/Workshop-Glossary-Generator-CSCU.docx
+++ b/courseware/CSCU/Workshop-Glossary-Generator-CSCU.docx
@@ -1276,90 +1276,306 @@
         <w:t xml:space="preserve">document</w:t>
       </w:r>
       <w:r>
-        <w:t xml:space="preserve"> tag means a vocabulary gap — extend the pack, don't hand-edit.</w:t>
-      </w:r>
-    </w:p>
-    <w:p>
-      <w:pPr>
-        <w:pStyle w:val="Heading2"/>
-      </w:pPr>
-      <w:r>
-        <w:t xml:space="preserve">Step 5 — Govern</w:t>
-      </w:r>
-    </w:p>
-    <w:p>
-      <w:pPr>
-        <w:spacing w:after="120"/>
-      </w:pPr>
-      <w:r>
-        <w:t xml:space="preserve">The roster is pre-seeded with the CSCU team, each steward carrying the expertise keywords the matcher uses. </w:t>
+        <w:t xml:space="preserve"> tag means a vocabulary gap — extend the pack, don't hand-edit. Tags are standardised </w:t>
       </w:r>
       <w:r>
         <w:rPr>
           <w:b/>
           <w:bCs/>
         </w:rPr>
-        <w:t xml:space="preserve">Auto-assign all slots</w:t>
-      </w:r>
-      <w:r>
-        <w:t xml:space="preserve"> and verify the result: </w:t>
+        <w:t xml:space="preserve">lower-case</w:t>
+      </w:r>
+      <w:r>
+        <w:t xml:space="preserve"> (</w:t>
+      </w:r>
+      <w:r>
+        <w:rPr>
+          <w:rFonts w:ascii="Consolas" w:hAnsi="Consolas"/>
+          <w:color w:val="0A5560"/>
+          <w:sz w:val="20"/>
+          <w:szCs w:val="20"/>
+        </w:rPr>
+        <w:t xml:space="preserve">pci</w:t>
+      </w:r>
+      <w:r>
+        <w:t xml:space="preserve">, never </w:t>
+      </w:r>
+      <w:r>
+        <w:rPr>
+          <w:rFonts w:ascii="Consolas" w:hAnsi="Consolas"/>
+          <w:color w:val="0A5560"/>
+          <w:sz w:val="20"/>
+          <w:szCs w:val="20"/>
+        </w:rPr>
+        <w:t xml:space="preserve">PCI</w:t>
+      </w:r>
+      <w:r>
+        <w:t xml:space="preserve">) — they are search facets in PDC, and case variants would fragment the facet.</w:t>
+      </w:r>
+    </w:p>
+    <w:p>
+      <w:pPr>
+        <w:pStyle w:val="Heading2"/>
+      </w:pPr>
+      <w:r>
+        <w:t xml:space="preserve">Step 4a — Put the agents to work</w:t>
+      </w:r>
+    </w:p>
+    <w:p>
+      <w:pPr>
+        <w:spacing w:after="120"/>
+      </w:pPr>
+      <w:r>
+        <w:t xml:space="preserve">The grid carries a set of local AI agents. They share one contract: the deterministic rules run first, the model only adds judgment, every proposal is guardrailed to the governed vocabulary, and </w:t>
+      </w:r>
+      <w:r>
+        <w:rPr>
+          <w:b/>
+          <w:bCs/>
+        </w:rPr>
+        <w:t xml:space="preserve">nothing applies itself</w:t>
+      </w:r>
+      <w:r>
+        <w:t xml:space="preserve"> — you click.</w:t>
+      </w:r>
+    </w:p>
+    <w:p>
+      <w:pPr>
+        <w:pStyle w:val="ListParagraph"/>
+        <w:numPr>
+          <w:ilvl w:val="0"/>
+          <w:numId w:val="2"/>
+        </w:numPr>
+        <w:spacing w:after="60"/>
+      </w:pPr>
+      <w:r>
+        <w:rPr>
+          <w:b/>
+          <w:bCs/>
+        </w:rPr>
+        <w:t xml:space="preserve">AI suggest (evidence)</w:t>
+      </w:r>
+      <w:r>
+        <w:t xml:space="preserve"> — the model reads each row's </w:t>
       </w:r>
       <w:r>
         <w:rPr>
           <w:i/>
           <w:iCs/>
         </w:rPr>
-        <w:t xml:space="preserve">Elena Ramirez</w:t>
-      </w:r>
-      <w:r>
-        <w:t xml:space="preserve"> stewards </w:t>
-      </w:r>
+        <w:t xml:space="preserve">scan evidence</w:t>
+      </w:r>
+      <w:r>
+        <w:t xml:space="preserve"> (the induced value format such as </w:t>
+      </w:r>
+      <w:r>
+        <w:rPr>
+          <w:rFonts w:ascii="Consolas" w:hAnsi="Consolas"/>
+          <w:color w:val="0A5560"/>
+          <w:sz w:val="20"/>
+          <w:szCs w:val="20"/>
+        </w:rPr>
+        <w:t xml:space="preserve">^CSCU-\d{6}$</w:t>
+      </w:r>
+      <w:r>
+        <w:t xml:space="preserve">, profiled reference values, PII class) and proposes the business name (as a suggestion chip), governed tags, and a tighten-only sensitivity.</w:t>
+      </w:r>
+    </w:p>
+    <w:p>
+      <w:pPr>
+        <w:pStyle w:val="ListParagraph"/>
+        <w:numPr>
+          <w:ilvl w:val="0"/>
+          <w:numId w:val="2"/>
+        </w:numPr>
+        <w:spacing w:after="60"/>
+      </w:pPr>
       <w:r>
         <w:rPr>
           <w:b/>
           <w:bCs/>
         </w:rPr>
-        <w:t xml:space="preserve">Member, Accounts &amp; Deposits, Transactions, Branch Operations</w:t>
-      </w:r>
-      <w:r>
-        <w:t xml:space="preserve">; </w:t>
+        <w:t xml:space="preserve">Duplicate groups come with advice.</w:t>
+      </w:r>
+      <w:r>
+        <w:t xml:space="preserve"> Every duplicate header now recommends </w:t>
+      </w:r>
+      <w:r>
+        <w:rPr>
+          <w:b/>
+          <w:bCs/>
+        </w:rPr>
+        <w:t xml:space="preserve">Merge / Disambiguate / Keep separate</w:t>
+      </w:r>
+      <w:r>
+        <w:t xml:space="preserve">, with the reason: a foreign key between the columns (same concept by construction), matching or conflicting induced formats, overlapping or disjoint code lists. </w:t>
+      </w:r>
+      <w:r>
+        <w:rPr>
+          <w:b/>
+          <w:bCs/>
+        </w:rPr>
+        <w:t xml:space="preserve">AI advise</w:t>
+      </w:r>
+      <w:r>
+        <w:t xml:space="preserve"> escalates the ambiguous groups — it samples live values from the member columns over your connection and compares the actual populations, then lets the model adjudicate whatever is still unclear.</w:t>
+      </w:r>
+    </w:p>
+    <w:p>
+      <w:pPr>
+        <w:pStyle w:val="ListParagraph"/>
+        <w:numPr>
+          <w:ilvl w:val="0"/>
+          <w:numId w:val="2"/>
+        </w:numPr>
+        <w:spacing w:after="60"/>
+      </w:pPr>
+      <w:r>
+        <w:rPr>
+          <w:b/>
+          <w:bCs/>
+        </w:rPr>
+        <w:t xml:space="preserve">AI QA definitions</w:t>
+      </w:r>
+      <w:r>
+        <w:t xml:space="preserve"> — a linter (circular, vague, echoed, copy-pasted definitions) plus the model judging whether each definition actually explains the business meaning; flagged rows get a proposed rewrite you apply per row. Run it before Generate — checkpoints 2 and 3 are easier to defend with clean definitions.</w:t>
+      </w:r>
+    </w:p>
+    <w:p>
+      <w:pPr>
+        <w:pStyle w:val="ListParagraph"/>
+        <w:numPr>
+          <w:ilvl w:val="0"/>
+          <w:numId w:val="2"/>
+        </w:numPr>
+        <w:spacing w:after="60"/>
+      </w:pPr>
+      <w:r>
+        <w:rPr>
+          <w:b/>
+          <w:bCs/>
+        </w:rPr>
+        <w:t xml:space="preserve">AI categorize</w:t>
+      </w:r>
+      <w:r>
+        <w:t xml:space="preserve"> — files any uncategorized terms into the known categories.</w:t>
+      </w:r>
+    </w:p>
+    <w:p>
+      <w:pPr>
+        <w:pStyle w:val="ListParagraph"/>
+        <w:numPr>
+          <w:ilvl w:val="0"/>
+          <w:numId w:val="2"/>
+        </w:numPr>
+        <w:spacing w:after="60"/>
+      </w:pPr>
+      <w:r>
+        <w:rPr>
+          <w:b/>
+          <w:bCs/>
+        </w:rPr>
+        <w:t xml:space="preserve">Find similar</w:t>
+      </w:r>
+      <w:r>
+        <w:t xml:space="preserve"> — proposes same-concept merges across </w:t>
       </w:r>
       <w:r>
         <w:rPr>
           <w:i/>
           <w:iCs/>
         </w:rPr>
-        <w:t xml:space="preserve">Marcus Webb</w:t>
-      </w:r>
-      <w:r>
-        <w:t xml:space="preserve"> </w:t>
+        <w:t xml:space="preserve">different</w:t>
+      </w:r>
+      <w:r>
+        <w:t xml:space="preserve"> names (</w:t>
+      </w:r>
+      <w:r>
+        <w:rPr>
+          <w:rFonts w:ascii="Consolas" w:hAnsi="Consolas"/>
+          <w:color w:val="0A5560"/>
+          <w:sz w:val="20"/>
+          <w:szCs w:val="20"/>
+        </w:rPr>
+        <w:t xml:space="preserve">phone</w:t>
+      </w:r>
+      <w:r>
+        <w:t xml:space="preserve"> vs </w:t>
+      </w:r>
+      <w:r>
+        <w:rPr>
+          <w:rFonts w:ascii="Consolas" w:hAnsi="Consolas"/>
+          <w:color w:val="0A5560"/>
+          <w:sz w:val="20"/>
+          <w:szCs w:val="20"/>
+        </w:rPr>
+        <w:t xml:space="preserve">cust_phone_no</w:t>
+      </w:r>
+      <w:r>
+        <w:t xml:space="preserve">), and now reads the data evidence too: a shape match is marked </w:t>
+      </w:r>
+      <w:r>
+        <w:rPr>
+          <w:i/>
+          <w:iCs/>
+        </w:rPr>
+        <w:t xml:space="preserve">strong</w:t>
+      </w:r>
+      <w:r>
+        <w:t xml:space="preserve">, while look-alike names holding different data are flagged </w:t>
       </w:r>
       <w:r>
         <w:rPr>
           <w:b/>
           <w:bCs/>
         </w:rPr>
-        <w:t xml:space="preserve">Lending, Finance &amp; Ledger</w:t>
-      </w:r>
-      <w:r>
-        <w:t xml:space="preserve">; </w:t>
+        <w:t xml:space="preserve">different concepts</w:t>
+      </w:r>
+      <w:r>
+        <w:t xml:space="preserve"> with the merge withheld.</w:t>
+      </w:r>
+    </w:p>
+    <w:p>
+      <w:pPr>
+        <w:pStyle w:val="Heading2"/>
+      </w:pPr>
+      <w:r>
+        <w:t xml:space="preserve">Step 5 — Govern</w:t>
+      </w:r>
+    </w:p>
+    <w:p>
+      <w:pPr>
+        <w:spacing w:after="120"/>
+      </w:pPr>
+      <w:r>
+        <w:t xml:space="preserve">The roster is pre-seeded with the CSCU team, each steward carrying the expertise keywords the matcher uses. </w:t>
+      </w:r>
+      <w:r>
+        <w:rPr>
+          <w:b/>
+          <w:bCs/>
+        </w:rPr>
+        <w:t xml:space="preserve">Auto-assign all slots</w:t>
+      </w:r>
+      <w:r>
+        <w:t xml:space="preserve"> and verify the result: </w:t>
       </w:r>
       <w:r>
         <w:rPr>
           <w:i/>
           <w:iCs/>
         </w:rPr>
-        <w:t xml:space="preserve">Nadia Flores</w:t>
-      </w:r>
-      <w:r>
-        <w:t xml:space="preserve"> </w:t>
+        <w:t xml:space="preserve">Elena Ramirez</w:t>
+      </w:r>
+      <w:r>
+        <w:t xml:space="preserve"> stewards </w:t>
       </w:r>
       <w:r>
         <w:rPr>
           <w:b/>
           <w:bCs/>
         </w:rPr>
-        <w:t xml:space="preserve">Compliance &amp; Risk, Records &amp; Documents</w:t>
+        <w:t xml:space="preserve">Member, Accounts &amp; Deposits, Transactions, Branch Operations</w:t>
       </w:r>
       <w:r>
         <w:t xml:space="preserve">; </w:t>
@@ -1369,7 +1585,7 @@
           <w:i/>
           <w:iCs/>
         </w:rPr>
-        <w:t xml:space="preserve">Tom Callahan</w:t>
+        <w:t xml:space="preserve">Marcus Webb</w:t>
       </w:r>
       <w:r>
         <w:t xml:space="preserve"> </w:t>
@@ -1379,93 +1595,201 @@
           <w:b/>
           <w:bCs/>
         </w:rPr>
-        <w:t xml:space="preserve">Cards &amp; Payments</w:t>
-      </w:r>
-      <w:r>
-        <w:t xml:space="preserve">. Elena's Data Steward role fills the </w:t>
+        <w:t xml:space="preserve">Lending, Finance &amp; Ledger</w:t>
+      </w:r>
+      <w:r>
+        <w:t xml:space="preserve">; </w:t>
+      </w:r>
+      <w:r>
+        <w:rPr>
+          <w:i/>
+          <w:iCs/>
+        </w:rPr>
+        <w:t xml:space="preserve">Nadia Flores</w:t>
+      </w:r>
+      <w:r>
+        <w:t xml:space="preserve"> </w:t>
       </w:r>
       <w:r>
         <w:rPr>
           <w:b/>
           <w:bCs/>
         </w:rPr>
-        <w:t xml:space="preserve">owner</w:t>
-      </w:r>
-      <w:r>
-        <w:t xml:space="preserve"> slots, and </w:t>
+        <w:t xml:space="preserve">Compliance &amp; Risk, Records &amp; Documents</w:t>
+      </w:r>
+      <w:r>
+        <w:t xml:space="preserve">; </w:t>
       </w:r>
       <w:r>
         <w:rPr>
           <w:i/>
           <w:iCs/>
         </w:rPr>
-        <w:t xml:space="preserve">Omar Haddad</w:t>
-      </w:r>
-      <w:r>
-        <w:t xml:space="preserve"> (Data Storage Administrator) fills every </w:t>
+        <w:t xml:space="preserve">Tom Callahan</w:t>
+      </w:r>
+      <w:r>
+        <w:t xml:space="preserve"> </w:t>
       </w:r>
       <w:r>
         <w:rPr>
           <w:b/>
           <w:bCs/>
         </w:rPr>
-        <w:t xml:space="preserve">custodian</w:t>
-      </w:r>
-      <w:r>
-        <w:t xml:space="preserve"> slot — every pick shows its confidence and matched terms. Set ratings (Auto/DQ), review date, and status.</w:t>
-      </w:r>
-    </w:p>
-    <w:p>
-      <w:pPr>
-        <w:pStyle w:val="Heading2"/>
-      </w:pPr>
-      <w:r>
-        <w:t xml:space="preserve">Step 6 — Generate, import, resolve, apply</w:t>
-      </w:r>
-    </w:p>
-    <w:p>
-      <w:pPr>
-        <w:spacing w:after="120"/>
-      </w:pPr>
+        <w:t xml:space="preserve">Cards &amp; Payments</w:t>
+      </w:r>
+      <w:r>
+        <w:t xml:space="preserve">. Elena's Data Steward role fills the </w:t>
+      </w:r>
       <w:r>
         <w:rPr>
           <w:b/>
           <w:bCs/>
         </w:rPr>
-        <w:t xml:space="preserve">Generate JSONL</w:t>
-      </w:r>
-      <w:r>
-        <w:t xml:space="preserve"> (writes the Registry alongside), import it in PDC (</w:t>
+        <w:t xml:space="preserve">owner</w:t>
+      </w:r>
+      <w:r>
+        <w:t xml:space="preserve"> slots, and </w:t>
+      </w:r>
+      <w:r>
+        <w:rPr>
+          <w:i/>
+          <w:iCs/>
+        </w:rPr>
+        <w:t xml:space="preserve">Omar Haddad</w:t>
+      </w:r>
+      <w:r>
+        <w:t xml:space="preserve"> (Data Storage Administrator) fills every </w:t>
       </w:r>
       <w:r>
         <w:rPr>
           <w:b/>
           <w:bCs/>
         </w:rPr>
-        <w:t xml:space="preserve">Business Glossary → Actions → Import</w:t>
-      </w:r>
-      <w:r>
-        <w:t xml:space="preserve">), </w:t>
-      </w:r>
+        <w:t xml:space="preserve">custodian</w:t>
+      </w:r>
+      <w:r>
+        <w:t xml:space="preserve"> slot — every pick shows its confidence and matched terms. Set ratings (Auto/DQ), review date, and status.</w:t>
+      </w:r>
+    </w:p>
+    <w:p>
+      <w:pPr>
+        <w:pStyle w:val="Heading2"/>
+      </w:pPr>
+      <w:r>
+        <w:t xml:space="preserve">Step 6 — Generate, import, resolve, apply</w:t>
+      </w:r>
+    </w:p>
+    <w:p>
+      <w:pPr>
+        <w:spacing w:after="120"/>
+      </w:pPr>
       <w:r>
         <w:rPr>
           <w:b/>
           <w:bCs/>
         </w:rPr>
-        <w:t xml:space="preserve">Resolve term ids</w:t>
-      </w:r>
-      <w:r>
-        <w:t xml:space="preserve">, then </w:t>
+        <w:t xml:space="preserve">Generate JSONL</w:t>
+      </w:r>
+      <w:r>
+        <w:t xml:space="preserve"> (writes the Registry alongside), import it in PDC (</w:t>
       </w:r>
       <w:r>
         <w:rPr>
           <w:b/>
           <w:bCs/>
         </w:rPr>
+        <w:t xml:space="preserve">Business Glossary → Actions → Import</w:t>
+      </w:r>
+      <w:r>
+        <w:t xml:space="preserve">), </w:t>
+      </w:r>
+      <w:r>
+        <w:rPr>
+          <w:b/>
+          <w:bCs/>
+        </w:rPr>
+        <w:t xml:space="preserve">Resolve term ids</w:t>
+      </w:r>
+      <w:r>
+        <w:t xml:space="preserve">, then </w:t>
+      </w:r>
+      <w:r>
+        <w:rPr>
+          <w:b/>
+          <w:bCs/>
+        </w:rPr>
         <w:t xml:space="preserve">Apply to PDC</w:t>
       </w:r>
       <w:r>
         <w:t xml:space="preserve"> — dry-run first, always. Finish with the Trust Score rollup.</w:t>
+      </w:r>
+    </w:p>
+    <w:p>
+      <w:pPr>
+        <w:pStyle w:val="Heading2"/>
+      </w:pPr>
+      <w:r>
+        <w:t xml:space="preserve">Step 7 — Draft the Data Identification rules</w:t>
+      </w:r>
+    </w:p>
+    <w:p>
+      <w:pPr>
+        <w:spacing w:after="120"/>
+      </w:pPr>
+      <w:r>
+        <w:t xml:space="preserve">Still on the Govern page, click </w:t>
+      </w:r>
+      <w:r>
+        <w:rPr>
+          <w:b/>
+          <w:bCs/>
+        </w:rPr>
+        <w:t xml:space="preserve">Draft policies (AI)</w:t>
+      </w:r>
+      <w:r>
+        <w:t xml:space="preserve">. Every kept term whose scan produced a detection seed becomes a ready-to-import PDC rule: the induced </w:t>
+      </w:r>
+      <w:r>
+        <w:rPr>
+          <w:rFonts w:ascii="Consolas" w:hAnsi="Consolas"/>
+          <w:color w:val="0A5560"/>
+          <w:sz w:val="20"/>
+          <w:szCs w:val="20"/>
+        </w:rPr>
+        <w:t xml:space="preserve">^CSCU-\d{6}$</w:t>
+      </w:r>
+      <w:r>
+        <w:t xml:space="preserve"> becomes a </w:t>
+      </w:r>
+      <w:r>
+        <w:rPr>
+          <w:b/>
+          <w:bCs/>
+        </w:rPr>
+        <w:t xml:space="preserve">Data Pattern</w:t>
+      </w:r>
+      <w:r>
+        <w:t xml:space="preserve">, the profiled code lists (risk ratings, SAR statuses, …) become </w:t>
+      </w:r>
+      <w:r>
+        <w:rPr>
+          <w:b/>
+          <w:bCs/>
+        </w:rPr>
+        <w:t xml:space="preserve">Dictionaries</w:t>
+      </w:r>
+      <w:r>
+        <w:t xml:space="preserve"> with their values CSVs — one zip, with an INDEX. The AI agent polishes each rule's column-name hint and tag pick, guardrailed to the governed vocabulary. Review every rule, then import under </w:t>
+      </w:r>
+      <w:r>
+        <w:rPr>
+          <w:b/>
+          <w:bCs/>
+        </w:rPr>
+        <w:t xml:space="preserve">Management → Data Identification</w:t>
+      </w:r>
+      <w:r>
+        <w:t xml:space="preserve"> (the Technical Track's Module 03 teaches exactly what each field means).</w:t>
       </w:r>
     </w:p>
     <w:p>
@@ -1957,6 +2281,65 @@
           </w:p>
         </w:tc>
       </w:tr>
+      <w:tr>
+        <w:tc>
+          <w:tcPr>
+            <w:tcW w:w="2500" w:type="dxa"/>
+            <w:tcMar>
+              <w:top w:w="120" w:type="dxa"/>
+              <w:left w:w="180" w:type="dxa"/>
+              <w:bottom w:w="120" w:type="dxa"/>
+              <w:right w:w="180" w:type="dxa"/>
+            </w:tcMar>
+          </w:tcPr>
+          <w:p>
+            <w:pPr>
+              <w:spacing w:after="0"/>
+            </w:pPr>
+            <w:r>
+              <w:t xml:space="preserve">7</w:t>
+            </w:r>
+          </w:p>
+        </w:tc>
+        <w:tc>
+          <w:tcPr>
+            <w:tcW w:w="3430" w:type="dxa"/>
+            <w:tcMar>
+              <w:top w:w="120" w:type="dxa"/>
+              <w:left w:w="180" w:type="dxa"/>
+              <w:bottom w:w="120" w:type="dxa"/>
+              <w:right w:w="180" w:type="dxa"/>
+            </w:tcMar>
+          </w:tcPr>
+          <w:p>
+            <w:pPr>
+              <w:spacing w:after="0"/>
+            </w:pPr>
+            <w:r>
+              <w:t xml:space="preserve">Definition QA clean, policies drafted</w:t>
+            </w:r>
+          </w:p>
+        </w:tc>
+        <w:tc>
+          <w:tcPr>
+            <w:tcW w:w="3430" w:type="dxa"/>
+            <w:tcMar>
+              <w:top w:w="120" w:type="dxa"/>
+              <w:left w:w="180" w:type="dxa"/>
+              <w:bottom w:w="120" w:type="dxa"/>
+              <w:right w:w="180" w:type="dxa"/>
+            </w:tcMar>
+          </w:tcPr>
+          <w:p>
+            <w:pPr>
+              <w:spacing w:after="0"/>
+            </w:pPr>
+            <w:r>
+              <w:t xml:space="preserve">QA panel empty · drafted-policies.zip</w:t>
+            </w:r>
+          </w:p>
+        </w:tc>
+      </w:tr>
     </w:tbl>
     <w:p>
       <w:pPr>
@@ -2025,7 +2408,37 @@
         <w:t xml:space="preserve">Policy Generator</w:t>
       </w:r>
       <w:r>
-        <w:t xml:space="preserve">, which emits the Data Identification dictionaries and patterns (card PAN, routing number, SSN) bound to these term ids — and then drift-checks them. That is a separate session.</w:t>
+        <w:t xml:space="preserve">. Its </w:t>
+      </w:r>
+      <w:r>
+        <w:rPr>
+          <w:i/>
+          <w:iCs/>
+        </w:rPr>
+        <w:t xml:space="preserve">authoring</w:t>
+      </w:r>
+      <w:r>
+        <w:t xml:space="preserve"> half already runs inside this app — </w:t>
+      </w:r>
+      <w:r>
+        <w:rPr>
+          <w:b/>
+          <w:bCs/>
+        </w:rPr>
+        <w:t xml:space="preserve">Draft policies (AI)</w:t>
+      </w:r>
+      <w:r>
+        <w:t xml:space="preserve"> turned your detection seeds into importable dictionaries and patterns in Step 7. The remaining half — binding the rules to reconciled term ids over the API and </w:t>
+      </w:r>
+      <w:r>
+        <w:rPr>
+          <w:b/>
+          <w:bCs/>
+        </w:rPr>
+        <w:t xml:space="preserve">drift-checking</w:t>
+      </w:r>
+      <w:r>
+        <w:t xml:space="preserve"> deployed methods against the Registry — is the separate Policy Generator session.</w:t>
       </w:r>
     </w:p>
     <w:p>
